--- a/Ameer_Alhashemi_source_code.docx
+++ b/Ameer_Alhashemi_source_code.docx
@@ -134,7 +134,7 @@
           <w:b/>
           <w:color w:val="5F5F5F"/>
         </w:rPr>
-        <w:t xml:space="preserve">1. rps_q1.py (377 lines)</w:t>
+        <w:t xml:space="preserve">1. rps_q1.py (378 lines)</w:t>
       </w:r>
     </w:p>
     <w:p>
@@ -150,7 +150,7 @@
           <w:b/>
           <w:color w:val="5F5F5F"/>
         </w:rPr>
-        <w:t xml:space="preserve">2. rps_q2.py (255 lines)</w:t>
+        <w:t xml:space="preserve">2. rps_q2.py (257 lines)</w:t>
       </w:r>
     </w:p>
     <w:p>
@@ -166,7 +166,7 @@
           <w:b/>
           <w:color w:val="5F5F5F"/>
         </w:rPr>
-        <w:t xml:space="preserve">3. rps_q3_lattice.py (205 lines)</w:t>
+        <w:t xml:space="preserve">3. rps_q3_lattice.py (206 lines)</w:t>
       </w:r>
     </w:p>
     <w:p>
@@ -182,7 +182,7 @@
           <w:b/>
           <w:color w:val="5F5F5F"/>
         </w:rPr>
-        <w:t xml:space="preserve">4. rps_q3_smallworld.py (363 lines)</w:t>
+        <w:t xml:space="preserve">4. rps_q3_smallworld.py (365 lines)</w:t>
       </w:r>
     </w:p>
     <w:p>
@@ -257,7 +257,7 @@
           <w:b/>
           <w:color w:val="5F5F5F"/>
         </w:rPr>
-        <w:t xml:space="preserve">Full file contents reproduced exactly as submitted. 377 lines.</w:t>
+        <w:t xml:space="preserve">Full file contents reproduced exactly as submitted. 378 lines.</w:t>
       </w:r>
     </w:p>
     <w:p>
@@ -362,22 +362,37 @@
           <w:b/>
           <w:color w:val="5F5F5F"/>
         </w:rPr>
-        <w:t xml:space="preserve">- Claussen (2016), "Evolutionary Dynamics: How Payoffs and Global Feedback..."</w:t>
-      </w:r>
-    </w:p>
-    <w:p>
-      <w:pPr>
-        <w:ind w:left="240"/>
-      </w:pPr>
-      <w:r>
-        <w:rPr>
-          <w:rFonts w:ascii="Courier New" w:hAnsi="Courier New" w:cs="Courier New"/>
-          <w:sz w:val="17"/>
-          <w:sz-cs w:val="17"/>
-          <w:b/>
-          <w:color w:val="5F5F5F"/>
-        </w:rPr>
-        <w:t xml:space="preserve">  for finite-population Local Update process context.</w:t>
+        <w:t xml:space="preserve">- Claussen (2016), Chapter 24, "Evolutionary Dynamics: How Payoffs and</w:t>
+      </w:r>
+    </w:p>
+    <w:p>
+      <w:pPr>
+        <w:ind w:left="240"/>
+      </w:pPr>
+      <w:r>
+        <w:rPr>
+          <w:rFonts w:ascii="Courier New" w:hAnsi="Courier New" w:cs="Courier New"/>
+          <w:sz w:val="17"/>
+          <w:sz-cs w:val="17"/>
+          <w:b/>
+          <w:color w:val="5F5F5F"/>
+        </w:rPr>
+        <w:t xml:space="preserve">  Global Feedback Control the Stability" for finite-population Local</w:t>
+      </w:r>
+    </w:p>
+    <w:p>
+      <w:pPr>
+        <w:ind w:left="240"/>
+      </w:pPr>
+      <w:r>
+        <w:rPr>
+          <w:rFonts w:ascii="Courier New" w:hAnsi="Courier New" w:cs="Courier New"/>
+          <w:sz w:val="17"/>
+          <w:sz-cs w:val="17"/>
+          <w:b/>
+          <w:color w:val="5F5F5F"/>
+        </w:rPr>
+        <w:t xml:space="preserve">  Update process context.</w:t>
       </w:r>
     </w:p>
     <w:p>
@@ -5984,7 +5999,7 @@
           <w:b/>
           <w:color w:val="5F5F5F"/>
         </w:rPr>
-        <w:t xml:space="preserve">Full file contents reproduced exactly as submitted. 255 lines.</w:t>
+        <w:t xml:space="preserve">Full file contents reproduced exactly as submitted. 257 lines.</w:t>
       </w:r>
     </w:p>
     <w:p>
@@ -6089,7 +6104,37 @@
           <w:b/>
           <w:color w:val="5F5F5F"/>
         </w:rPr>
-        <w:t xml:space="preserve">- Claussen (2016), Chapter 24 (finite-population stochastic local-update context).</w:t>
+        <w:t xml:space="preserve">- Claussen (2016), Chapter 24, "Evolutionary Dynamics: How Payoffs and</w:t>
+      </w:r>
+    </w:p>
+    <w:p>
+      <w:pPr>
+        <w:ind w:left="240"/>
+      </w:pPr>
+      <w:r>
+        <w:rPr>
+          <w:rFonts w:ascii="Courier New" w:hAnsi="Courier New" w:cs="Courier New"/>
+          <w:sz w:val="17"/>
+          <w:sz-cs w:val="17"/>
+          <w:b/>
+          <w:color w:val="5F5F5F"/>
+        </w:rPr>
+        <w:t xml:space="preserve">  Global Feedback Control the Stability" for finite-population stochastic</w:t>
+      </w:r>
+    </w:p>
+    <w:p>
+      <w:pPr>
+        <w:ind w:left="240"/>
+      </w:pPr>
+      <w:r>
+        <w:rPr>
+          <w:rFonts w:ascii="Courier New" w:hAnsi="Courier New" w:cs="Courier New"/>
+          <w:sz w:val="17"/>
+          <w:sz-cs w:val="17"/>
+          <w:b/>
+          <w:color w:val="5F5F5F"/>
+        </w:rPr>
+        <w:t xml:space="preserve">  Local Update context.</w:t>
       </w:r>
     </w:p>
     <w:p>
@@ -9881,7 +9926,7 @@
           <w:b/>
           <w:color w:val="5F5F5F"/>
         </w:rPr>
-        <w:t xml:space="preserve">Full file contents reproduced exactly as submitted. 205 lines.</w:t>
+        <w:t xml:space="preserve">Full file contents reproduced exactly as submitted. 206 lines.</w:t>
       </w:r>
     </w:p>
     <w:p>
@@ -9986,7 +10031,22 @@
           <w:b/>
           <w:color w:val="5F5F5F"/>
         </w:rPr>
-        <w:t xml:space="preserve">- Claussen (2016), Chapter 24 (Local Update process context).</w:t>
+        <w:t xml:space="preserve">- Claussen (2016), Chapter 24, "Evolutionary Dynamics: How Payoffs and</w:t>
+      </w:r>
+    </w:p>
+    <w:p>
+      <w:pPr>
+        <w:ind w:left="240"/>
+      </w:pPr>
+      <w:r>
+        <w:rPr>
+          <w:rFonts w:ascii="Courier New" w:hAnsi="Courier New" w:cs="Courier New"/>
+          <w:sz w:val="17"/>
+          <w:sz-cs w:val="17"/>
+          <w:b/>
+          <w:color w:val="5F5F5F"/>
+        </w:rPr>
+        <w:t xml:space="preserve">  Global Feedback Control the Stability" for Local Update process context.</w:t>
       </w:r>
     </w:p>
     <w:p>
@@ -13028,7 +13088,7 @@
           <w:b/>
           <w:color w:val="5F5F5F"/>
         </w:rPr>
-        <w:t xml:space="preserve">Full file contents reproduced exactly as submitted. 363 lines.</w:t>
+        <w:t xml:space="preserve">Full file contents reproduced exactly as submitted. 365 lines.</w:t>
       </w:r>
     </w:p>
     <w:p>
@@ -13148,7 +13208,37 @@
           <w:b/>
           <w:color w:val="5F5F5F"/>
         </w:rPr>
-        <w:t xml:space="preserve">- Claussen (2016), Chapter 24 (Local Update pairwise process in finite populations).</w:t>
+        <w:t xml:space="preserve">- Claussen (2016), Chapter 24, "Evolutionary Dynamics: How Payoffs and</w:t>
+      </w:r>
+    </w:p>
+    <w:p>
+      <w:pPr>
+        <w:ind w:left="240"/>
+      </w:pPr>
+      <w:r>
+        <w:rPr>
+          <w:rFonts w:ascii="Courier New" w:hAnsi="Courier New" w:cs="Courier New"/>
+          <w:sz w:val="17"/>
+          <w:sz-cs w:val="17"/>
+          <w:b/>
+          <w:color w:val="5F5F5F"/>
+        </w:rPr>
+        <w:t xml:space="preserve">  Global Feedback Control the Stability" for Local Update pairwise</w:t>
+      </w:r>
+    </w:p>
+    <w:p>
+      <w:pPr>
+        <w:ind w:left="240"/>
+      </w:pPr>
+      <w:r>
+        <w:rPr>
+          <w:rFonts w:ascii="Courier New" w:hAnsi="Courier New" w:cs="Courier New"/>
+          <w:sz w:val="17"/>
+          <w:sz-cs w:val="17"/>
+          <w:b/>
+          <w:color w:val="5F5F5F"/>
+        </w:rPr>
+        <w:t xml:space="preserve">  process in finite populations.</w:t>
       </w:r>
     </w:p>
     <w:p>
